--- a/09-ciberseguridad/apuntes ciberseguridad/01-fundamentos de ciberseguridad/03-principios de seguridad. confidencialidad. integridad. disponibilidad (cia)/03-principios de seguridad.docx
+++ b/09-ciberseguridad/apuntes ciberseguridad/01-fundamentos de ciberseguridad/03-principios de seguridad. confidencialidad. integridad. disponibilidad (cia)/03-principios de seguridad.docx
@@ -1000,7 +1000,7 @@
           <w:b/>
           <w:bCs/>
         </w:rPr>
-        <w:t xml:space="preserve"> Resumen visual</w:t>
+        <w:t xml:space="preserve"> Resumen </w:t>
       </w:r>
     </w:p>
     <w:tbl>
@@ -7014,6 +7014,7 @@
   <w:style w:type="character" w:default="1" w:styleId="Fuentedeprrafopredeter">
     <w:name w:val="Default Paragraph Font"/>
     <w:uiPriority w:val="1"/>
+    <w:semiHidden/>
     <w:unhideWhenUsed/>
   </w:style>
   <w:style w:type="table" w:default="1" w:styleId="Tablanormal">
